--- a/briefings/线口监测早报-2026-08-30.docx
+++ b/briefings/线口监测早报-2026-08-30.docx
@@ -22,7 +22,7 @@
           <w:color w:val="888888"/>
           <w:sz w:val="18"/>
         </w:rPr>
-        <w:t>监测窗口:近48小时 | 生成时间:2026-08-30 08:23</w:t>
+        <w:t>监测窗口:近48小时 | 生成时间:2026-08-30 09:22</w:t>
       </w:r>
     </w:p>
     <w:p>
@@ -70,6 +70,57 @@
           <w:color w:val="888888"/>
           <w:sz w:val="24"/>
         </w:rPr>
+        <w:t>AI 人才争夺加码：台积电 2026Q2 奖金约为 360 亿新台币，同比增 50.6%</w:t>
+      </w:r>
+    </w:p>
+    <w:p>
+      <w:r>
+        <w:rPr>
+          <w:rFonts w:ascii="Times New Roman" w:hAnsi="Times New Roman" w:eastAsia="宋体"/>
+          <w:color w:val="888888"/>
+          <w:sz w:val="18"/>
+        </w:rPr>
+        <w:t>来源:IT之家 | 时间:08-30 08:55</w:t>
+      </w:r>
+    </w:p>
+    <w:p>
+      <w:r>
+        <w:rPr>
+          <w:rFonts w:ascii="Times New Roman" w:hAnsi="Times New Roman" w:eastAsia="宋体"/>
+          <w:sz w:val="18"/>
+        </w:rPr>
+        <w:t>链接:</w:t>
+      </w:r>
+      <w:hyperlink r:id="rId9">
+        <w:r>
+          <w:rPr>
+            <w:color w:val="0563C1"/>
+            <w:u w:val="single"/>
+          </w:rPr>
+          <w:t>AI 人才争夺加码：台积电 2026Q2 奖金约为 360 亿新台币，同比增 50.6%</w:t>
+        </w:r>
+      </w:hyperlink>
+    </w:p>
+    <w:p>
+      <w:pPr>
+        <w:pStyle w:val="Heading3"/>
+      </w:pPr>
+      <w:r>
+        <w:rPr>
+          <w:rFonts w:ascii="Times New Roman" w:hAnsi="Times New Roman" w:eastAsia="黑体"/>
+          <w:b w:val="0"/>
+          <w:color w:val="888888"/>
+          <w:sz w:val="24"/>
+        </w:rPr>
+        <w:t>【C级·参考】</w:t>
+      </w:r>
+      <w:r>
+        <w:rPr>
+          <w:rFonts w:ascii="Times New Roman" w:hAnsi="Times New Roman" w:eastAsia="黑体"/>
+          <w:b w:val="0"/>
+          <w:color w:val="888888"/>
+          <w:sz w:val="24"/>
+        </w:rPr>
         <w:t>少 1 个展开步骤：部分谷歌搜索测试默认进入 AI 模式，下移传统蓝链搜索结果</w:t>
       </w:r>
     </w:p>
@@ -91,7 +142,7 @@
         </w:rPr>
         <w:t>链接:</w:t>
       </w:r>
-      <w:hyperlink r:id="rId9">
+      <w:hyperlink r:id="rId10">
         <w:r>
           <w:rPr>
             <w:color w:val="0563C1"/>
@@ -142,7 +193,7 @@
         </w:rPr>
         <w:t>链接:</w:t>
       </w:r>
-      <w:hyperlink r:id="rId10">
+      <w:hyperlink r:id="rId11">
         <w:r>
           <w:rPr>
             <w:color w:val="0563C1"/>
@@ -193,7 +244,7 @@
         </w:rPr>
         <w:t>链接:</w:t>
       </w:r>
-      <w:hyperlink r:id="rId11">
+      <w:hyperlink r:id="rId12">
         <w:r>
           <w:rPr>
             <w:color w:val="0563C1"/>
@@ -244,7 +295,7 @@
         </w:rPr>
         <w:t>链接:</w:t>
       </w:r>
-      <w:hyperlink r:id="rId12">
+      <w:hyperlink r:id="rId13">
         <w:r>
           <w:rPr>
             <w:color w:val="0563C1"/>
@@ -295,7 +346,7 @@
         </w:rPr>
         <w:t>链接:</w:t>
       </w:r>
-      <w:hyperlink r:id="rId13">
+      <w:hyperlink r:id="rId14">
         <w:r>
           <w:rPr>
             <w:color w:val="0563C1"/>
@@ -346,7 +397,7 @@
         </w:rPr>
         <w:t>链接:</w:t>
       </w:r>
-      <w:hyperlink r:id="rId14">
+      <w:hyperlink r:id="rId15">
         <w:r>
           <w:rPr>
             <w:color w:val="0563C1"/>
@@ -397,7 +448,7 @@
         </w:rPr>
         <w:t>链接:</w:t>
       </w:r>
-      <w:hyperlink r:id="rId15">
+      <w:hyperlink r:id="rId16">
         <w:r>
           <w:rPr>
             <w:color w:val="0563C1"/>
@@ -448,7 +499,7 @@
         </w:rPr>
         <w:t>链接:</w:t>
       </w:r>
-      <w:hyperlink r:id="rId16">
+      <w:hyperlink r:id="rId17">
         <w:r>
           <w:rPr>
             <w:color w:val="0563C1"/>
@@ -499,7 +550,7 @@
         </w:rPr>
         <w:t>链接:</w:t>
       </w:r>
-      <w:hyperlink r:id="rId17">
+      <w:hyperlink r:id="rId18">
         <w:r>
           <w:rPr>
             <w:color w:val="0563C1"/>
@@ -550,7 +601,7 @@
         </w:rPr>
         <w:t>链接:</w:t>
       </w:r>
-      <w:hyperlink r:id="rId18">
+      <w:hyperlink r:id="rId19">
         <w:r>
           <w:rPr>
             <w:color w:val="0563C1"/>
@@ -601,13 +652,64 @@
         </w:rPr>
         <w:t>链接:</w:t>
       </w:r>
-      <w:hyperlink r:id="rId19">
+      <w:hyperlink r:id="rId20">
         <w:r>
           <w:rPr>
             <w:color w:val="0563C1"/>
             <w:u w:val="single"/>
           </w:rPr>
           <w:t>苹果AI眼镜2027年首秀，聚焦语音与视觉识别新体验</w:t>
+        </w:r>
+      </w:hyperlink>
+    </w:p>
+    <w:p>
+      <w:pPr>
+        <w:pStyle w:val="Heading3"/>
+      </w:pPr>
+      <w:r>
+        <w:rPr>
+          <w:rFonts w:ascii="Times New Roman" w:hAnsi="Times New Roman" w:eastAsia="黑体"/>
+          <w:b w:val="0"/>
+          <w:color w:val="888888"/>
+          <w:sz w:val="24"/>
+        </w:rPr>
+        <w:t>【C级·参考】</w:t>
+      </w:r>
+      <w:r>
+        <w:rPr>
+          <w:rFonts w:ascii="Times New Roman" w:hAnsi="Times New Roman" w:eastAsia="黑体"/>
+          <w:b w:val="0"/>
+          <w:color w:val="888888"/>
+          <w:sz w:val="24"/>
+        </w:rPr>
+        <w:t>苹果首款AI眼镜预计2027年推出，聚焦语音与视觉识别</w:t>
+      </w:r>
+    </w:p>
+    <w:p>
+      <w:r>
+        <w:rPr>
+          <w:rFonts w:ascii="Times New Roman" w:hAnsi="Times New Roman" w:eastAsia="宋体"/>
+          <w:color w:val="888888"/>
+          <w:sz w:val="18"/>
+        </w:rPr>
+        <w:t>来源:Bing新闻 | 时间:08-29 18:24</w:t>
+      </w:r>
+    </w:p>
+    <w:p>
+      <w:r>
+        <w:rPr>
+          <w:rFonts w:ascii="Times New Roman" w:hAnsi="Times New Roman" w:eastAsia="宋体"/>
+          <w:sz w:val="18"/>
+        </w:rPr>
+        <w:t>链接:</w:t>
+      </w:r>
+      <w:hyperlink r:id="rId21">
+        <w:r>
+          <w:rPr>
+            <w:color w:val="0563C1"/>
+            <w:u w:val="single"/>
+          </w:rPr>
+          <w:t>苹果首款AI眼镜预计2027年推出，聚焦语音与视觉识别</w:t>
         </w:r>
       </w:hyperlink>
     </w:p>
@@ -652,7 +754,7 @@
         </w:rPr>
         <w:t>链接:</w:t>
       </w:r>
-      <w:hyperlink r:id="rId20">
+      <w:hyperlink r:id="rId22">
         <w:r>
           <w:rPr>
             <w:color w:val="0563C1"/>
@@ -682,7 +784,7 @@
           <w:color w:val="888888"/>
           <w:sz w:val="24"/>
         </w:rPr>
-        <w:t>推广 Claude 遭网友狂喷，加拿大博主称使用 AI 正成为社交禁忌</w:t>
+        <w:t>StemDeck, a free, open-source and local AI stem separator</w:t>
       </w:r>
     </w:p>
     <w:p>
@@ -692,7 +794,7 @@
           <w:color w:val="888888"/>
           <w:sz w:val="18"/>
         </w:rPr>
-        <w:t>来源:IT之家 | 时间:08-29 17:35</w:t>
+        <w:t>来源:Hacker News | 时间:08-29 09:24</w:t>
       </w:r>
     </w:p>
     <w:p>
@@ -703,13 +805,13 @@
         </w:rPr>
         <w:t>链接:</w:t>
       </w:r>
-      <w:hyperlink r:id="rId21">
+      <w:hyperlink r:id="rId23">
         <w:r>
           <w:rPr>
             <w:color w:val="0563C1"/>
             <w:u w:val="single"/>
           </w:rPr>
-          <w:t>推广 Claude 遭网友狂喷，加拿大博主称使用 AI 正成为社交禁忌</w:t>
+          <w:t>StemDeck, a free, open-source and local AI stem separator</w:t>
         </w:r>
       </w:hyperlink>
     </w:p>
@@ -762,6 +864,57 @@
           <w:color w:val="888888"/>
           <w:sz w:val="24"/>
         </w:rPr>
+        <w:t>有偿提供无人机破解服务，男子因提供侵入计算机信息系统程序罪获刑</w:t>
+      </w:r>
+    </w:p>
+    <w:p>
+      <w:r>
+        <w:rPr>
+          <w:rFonts w:ascii="Times New Roman" w:hAnsi="Times New Roman" w:eastAsia="宋体"/>
+          <w:color w:val="888888"/>
+          <w:sz w:val="18"/>
+        </w:rPr>
+        <w:t>来源:IT之家 | 时间:08-30 08:59</w:t>
+      </w:r>
+    </w:p>
+    <w:p>
+      <w:r>
+        <w:rPr>
+          <w:rFonts w:ascii="Times New Roman" w:hAnsi="Times New Roman" w:eastAsia="宋体"/>
+          <w:sz w:val="18"/>
+        </w:rPr>
+        <w:t>链接:</w:t>
+      </w:r>
+      <w:hyperlink r:id="rId24">
+        <w:r>
+          <w:rPr>
+            <w:color w:val="0563C1"/>
+            <w:u w:val="single"/>
+          </w:rPr>
+          <w:t>有偿提供无人机破解服务，男子因提供侵入计算机信息系统程序罪获刑</w:t>
+        </w:r>
+      </w:hyperlink>
+    </w:p>
+    <w:p>
+      <w:pPr>
+        <w:pStyle w:val="Heading3"/>
+      </w:pPr>
+      <w:r>
+        <w:rPr>
+          <w:rFonts w:ascii="Times New Roman" w:hAnsi="Times New Roman" w:eastAsia="黑体"/>
+          <w:b w:val="0"/>
+          <w:color w:val="888888"/>
+          <w:sz w:val="24"/>
+        </w:rPr>
+        <w:t>【C级·参考】</w:t>
+      </w:r>
+      <w:r>
+        <w:rPr>
+          <w:rFonts w:ascii="Times New Roman" w:hAnsi="Times New Roman" w:eastAsia="黑体"/>
+          <w:b w:val="0"/>
+          <w:color w:val="888888"/>
+          <w:sz w:val="24"/>
+        </w:rPr>
         <w:t>极狐阿尔法 T7 预售 72 小时订单突破 3 万台，新车搭载华为乾崑智驾 ADS 5 Pro</w:t>
       </w:r>
     </w:p>
@@ -783,7 +936,7 @@
         </w:rPr>
         <w:t>链接:</w:t>
       </w:r>
-      <w:hyperlink r:id="rId22">
+      <w:hyperlink r:id="rId25">
         <w:r>
           <w:rPr>
             <w:color w:val="0563C1"/>
@@ -846,7 +999,7 @@
         </w:rPr>
         <w:t>链接:</w:t>
       </w:r>
-      <w:hyperlink r:id="rId23">
+      <w:hyperlink r:id="rId26">
         <w:r>
           <w:rPr>
             <w:color w:val="0563C1"/>
@@ -909,7 +1062,7 @@
         </w:rPr>
         <w:t>链接:</w:t>
       </w:r>
-      <w:hyperlink r:id="rId24">
+      <w:hyperlink r:id="rId27">
         <w:r>
           <w:rPr>
             <w:color w:val="0563C1"/>
@@ -960,7 +1113,7 @@
         </w:rPr>
         <w:t>链接:</w:t>
       </w:r>
-      <w:hyperlink r:id="rId25">
+      <w:hyperlink r:id="rId28">
         <w:r>
           <w:rPr>
             <w:color w:val="0563C1"/>
@@ -1011,64 +1164,13 @@
         </w:rPr>
         <w:t>链接:</w:t>
       </w:r>
-      <w:hyperlink r:id="rId26">
+      <w:hyperlink r:id="rId29">
         <w:r>
           <w:rPr>
             <w:color w:val="0563C1"/>
             <w:u w:val="single"/>
           </w:rPr>
           <w:t>EA《钢铁侠》游戏泄露后，官方作出回应</w:t>
-        </w:r>
-      </w:hyperlink>
-    </w:p>
-    <w:p>
-      <w:pPr>
-        <w:pStyle w:val="Heading3"/>
-      </w:pPr>
-      <w:r>
-        <w:rPr>
-          <w:rFonts w:ascii="Times New Roman" w:hAnsi="Times New Roman" w:eastAsia="黑体"/>
-          <w:b w:val="0"/>
-          <w:color w:val="888888"/>
-          <w:sz w:val="24"/>
-        </w:rPr>
-        <w:t>【C级·参考】</w:t>
-      </w:r>
-      <w:r>
-        <w:rPr>
-          <w:rFonts w:ascii="Times New Roman" w:hAnsi="Times New Roman" w:eastAsia="黑体"/>
-          <w:b w:val="0"/>
-          <w:color w:val="888888"/>
-          <w:sz w:val="24"/>
-        </w:rPr>
-        <w:t>开放世界黑暗奇幻 RPG 游戏《黎明行者之血》全新实机演示公开，9 月 3 日发售</w:t>
-      </w:r>
-    </w:p>
-    <w:p>
-      <w:r>
-        <w:rPr>
-          <w:rFonts w:ascii="Times New Roman" w:hAnsi="Times New Roman" w:eastAsia="宋体"/>
-          <w:color w:val="888888"/>
-          <w:sz w:val="18"/>
-        </w:rPr>
-        <w:t>来源:IT之家 | 时间:08-29 18:17</w:t>
-      </w:r>
-    </w:p>
-    <w:p>
-      <w:r>
-        <w:rPr>
-          <w:rFonts w:ascii="Times New Roman" w:hAnsi="Times New Roman" w:eastAsia="宋体"/>
-          <w:sz w:val="18"/>
-        </w:rPr>
-        <w:t>链接:</w:t>
-      </w:r>
-      <w:hyperlink r:id="rId27">
-        <w:r>
-          <w:rPr>
-            <w:color w:val="0563C1"/>
-            <w:u w:val="single"/>
-          </w:rPr>
-          <w:t>开放世界黑暗奇幻 RPG 游戏《黎明行者之血》全新实机演示公开，9 月 3 日发售</w:t>
         </w:r>
       </w:hyperlink>
     </w:p>
@@ -1113,7 +1215,7 @@
         </w:rPr>
         <w:t>链接:</w:t>
       </w:r>
-      <w:hyperlink r:id="rId28">
+      <w:hyperlink r:id="rId30">
         <w:r>
           <w:rPr>
             <w:color w:val="0563C1"/>
@@ -1164,7 +1266,7 @@
         </w:rPr>
         <w:t>链接:</w:t>
       </w:r>
-      <w:hyperlink r:id="rId29">
+      <w:hyperlink r:id="rId31">
         <w:r>
           <w:rPr>
             <w:color w:val="0563C1"/>
@@ -1215,7 +1317,7 @@
         </w:rPr>
         <w:t>链接:</w:t>
       </w:r>
-      <w:hyperlink r:id="rId30">
+      <w:hyperlink r:id="rId32">
         <w:r>
           <w:rPr>
             <w:color w:val="0563C1"/>
@@ -1266,64 +1368,13 @@
         </w:rPr>
         <w:t>链接:</w:t>
       </w:r>
-      <w:hyperlink r:id="rId31">
+      <w:hyperlink r:id="rId33">
         <w:r>
           <w:rPr>
             <w:color w:val="0563C1"/>
             <w:u w:val="single"/>
           </w:rPr>
           <w:t>全球手游大洗牌！超休闲、休闲和中重度，最终都融合成同一种游戏？</w:t>
-        </w:r>
-      </w:hyperlink>
-    </w:p>
-    <w:p>
-      <w:pPr>
-        <w:pStyle w:val="Heading3"/>
-      </w:pPr>
-      <w:r>
-        <w:rPr>
-          <w:rFonts w:ascii="Times New Roman" w:hAnsi="Times New Roman" w:eastAsia="黑体"/>
-          <w:b w:val="0"/>
-          <w:color w:val="888888"/>
-          <w:sz w:val="24"/>
-        </w:rPr>
-        <w:t>【C级·参考】</w:t>
-      </w:r>
-      <w:r>
-        <w:rPr>
-          <w:rFonts w:ascii="Times New Roman" w:hAnsi="Times New Roman" w:eastAsia="黑体"/>
-          <w:b w:val="0"/>
-          <w:color w:val="888888"/>
-          <w:sz w:val="24"/>
-        </w:rPr>
-        <w:t>腾讯游戏安全 ACE 携手腾讯云与 Sandbox Interactive 达成合作，护航全球知名MMO《Albion Online》</w:t>
-      </w:r>
-    </w:p>
-    <w:p>
-      <w:r>
-        <w:rPr>
-          <w:rFonts w:ascii="Times New Roman" w:hAnsi="Times New Roman" w:eastAsia="宋体"/>
-          <w:color w:val="888888"/>
-          <w:sz w:val="18"/>
-        </w:rPr>
-        <w:t>来源:GameLook | 时间:08-28 08:44</w:t>
-      </w:r>
-    </w:p>
-    <w:p>
-      <w:r>
-        <w:rPr>
-          <w:rFonts w:ascii="Times New Roman" w:hAnsi="Times New Roman" w:eastAsia="宋体"/>
-          <w:sz w:val="18"/>
-        </w:rPr>
-        <w:t>链接:</w:t>
-      </w:r>
-      <w:hyperlink r:id="rId32">
-        <w:r>
-          <w:rPr>
-            <w:color w:val="0563C1"/>
-            <w:u w:val="single"/>
-          </w:rPr>
-          <w:t>腾讯游戏安全 ACE 携手腾讯云与 Sandbox Interactive 达成合作，护航全球知名MMO《Albion Online》</w:t>
         </w:r>
       </w:hyperlink>
     </w:p>
@@ -1380,64 +1431,13 @@
         </w:rPr>
         <w:t>链接:</w:t>
       </w:r>
-      <w:hyperlink r:id="rId33">
+      <w:hyperlink r:id="rId34">
         <w:r>
           <w:rPr>
             <w:color w:val="0563C1"/>
             <w:u w:val="single"/>
           </w:rPr>
           <w:t>印度消费电子品牌 Mivi 跨界进军手机市场，首款产品 9 月发布</w:t>
-        </w:r>
-      </w:hyperlink>
-    </w:p>
-    <w:p>
-      <w:pPr>
-        <w:pStyle w:val="Heading3"/>
-      </w:pPr>
-      <w:r>
-        <w:rPr>
-          <w:rFonts w:ascii="Times New Roman" w:hAnsi="Times New Roman" w:eastAsia="黑体"/>
-          <w:b w:val="0"/>
-          <w:color w:val="888888"/>
-          <w:sz w:val="24"/>
-        </w:rPr>
-        <w:t>【C级·参考】</w:t>
-      </w:r>
-      <w:r>
-        <w:rPr>
-          <w:rFonts w:ascii="Times New Roman" w:hAnsi="Times New Roman" w:eastAsia="黑体"/>
-          <w:b w:val="0"/>
-          <w:color w:val="888888"/>
-          <w:sz w:val="24"/>
-        </w:rPr>
-        <w:t>《GTA 6》预告片引爆主机市场，美国第三方零售商 PS5 Pro 纷纷加价出售</w:t>
-      </w:r>
-    </w:p>
-    <w:p>
-      <w:r>
-        <w:rPr>
-          <w:rFonts w:ascii="Times New Roman" w:hAnsi="Times New Roman" w:eastAsia="宋体"/>
-          <w:color w:val="888888"/>
-          <w:sz w:val="18"/>
-        </w:rPr>
-        <w:t>来源:IT之家 | 时间:08-29 18:23</w:t>
-      </w:r>
-    </w:p>
-    <w:p>
-      <w:r>
-        <w:rPr>
-          <w:rFonts w:ascii="Times New Roman" w:hAnsi="Times New Roman" w:eastAsia="宋体"/>
-          <w:sz w:val="18"/>
-        </w:rPr>
-        <w:t>链接:</w:t>
-      </w:r>
-      <w:hyperlink r:id="rId34">
-        <w:r>
-          <w:rPr>
-            <w:color w:val="0563C1"/>
-            <w:u w:val="single"/>
-          </w:rPr>
-          <w:t>《GTA 6》预告片引爆主机市场，美国第三方零售商 PS5 Pro 纷纷加价出售</w:t>
         </w:r>
       </w:hyperlink>
     </w:p>
@@ -1467,7 +1467,7 @@
           <w:rFonts w:ascii="Times New Roman" w:hAnsi="Times New Roman" w:eastAsia="宋体"/>
           <w:sz w:val="18"/>
         </w:rPr>
-        <w:t>IT之家(59)、GameLook(8)、HackerNews(3)、Bing新闻(3)</w:t>
+        <w:t>IT之家(59)、GameLook(7)、HackerNews(3)、Bing新闻(4)</w:t>
       </w:r>
     </w:p>
     <w:p>
